--- a/tillsyn/A 56003-2024 tillsynsbegäran.docx
+++ b/tillsyn/A 56003-2024 tillsynsbegäran.docx
@@ -231,7 +231,7 @@
     <w:r>
       <w:tab/>
       <w:tab/>
-      <w:t>2024-11-29</w:t>
+      <w:t>2024-11-30</w:t>
       <w:br/>
       <w:br/>
     </w:r>

--- a/tillsyn/A 56003-2024 tillsynsbegäran.docx
+++ b/tillsyn/A 56003-2024 tillsynsbegäran.docx
@@ -231,7 +231,7 @@
     <w:r>
       <w:tab/>
       <w:tab/>
-      <w:t>2024-11-30</w:t>
+      <w:t>2024-12-01</w:t>
       <w:br/>
       <w:br/>
     </w:r>

--- a/tillsyn/A 56003-2024 tillsynsbegäran.docx
+++ b/tillsyn/A 56003-2024 tillsynsbegäran.docx
@@ -231,7 +231,7 @@
     <w:r>
       <w:tab/>
       <w:tab/>
-      <w:t>2024-12-01</w:t>
+      <w:t>2024-12-02</w:t>
       <w:br/>
       <w:br/>
     </w:r>
